--- a/Geschichte_8D/Generalstaende/Materialliste_Generalstaende_8D.docx
+++ b/Geschichte_8D/Generalstaende/Materialliste_Generalstaende_8D.docx
@@ -45,7 +45,7 @@
           <w:sz w:val="20"/>
           <w:szCs w:val="20"/>
         </w:rPr>
-        <w:t xml:space="preserve">Zum Abhaken. Alle Dateien liegen in Geschichte_8D/Generalstaende/. Ablauf: 3 Ankommen · 6 Wiederholung · 11 Text und Zeitstrahl · 17 Ständeversammlung · 5 Auswerten · 3 Puffer.</w:t>
+        <w:t xml:space="preserve">Zum Abhaken. Alle Dateien liegen in Geschichte_8D/Generalstaende/. Ablauf: 3 Ankommen · 6 Wiederholung · 11 Text und Zeitstrahl · 18 Ständeversammlung · 6 Auswerten · 1 Puffer.</w:t>
       </w:r>
     </w:p>
     <w:p>

--- a/Geschichte_8D/Generalstaende/Materialliste_Generalstaende_8D.docx
+++ b/Geschichte_8D/Generalstaende/Materialliste_Generalstaende_8D.docx
@@ -1128,7 +1128,7 @@
                 <w:sz w:val="19"/>
                 <w:szCs w:val="19"/>
               </w:rPr>
-              <w:t xml:space="preserve">Praesentation_Generalstaende_8D.pptx, 17 Folien; Folie 1 steht beim Betreten da</w:t>
+              <w:t xml:space="preserve">Praesentation_Generalstaende_8D.pptx, 18 Folien; Folie 1 steht beim Betreten da</w:t>
             </w:r>
           </w:p>
         </w:tc>
